--- a/document_templates/Contracts-deferral/particular/with_pledge/contract_particular_with_pledge.docx
+++ b/document_templates/Contracts-deferral/particular/with_pledge/contract_particular_with_pledge.docx
@@ -179,6 +179,7 @@
         </w:rPr>
         <w:t xml:space="preserve"> </w:t>
       </w:r>
+      <w:bookmarkStart w:id="6" w:name="_GoBack"/>
       <w:r>
         <w:rPr>
           <w:rFonts w:hint="default" w:ascii="Times New Roman" w:hAnsi="Times New Roman" w:cs="Times New Roman"/>
@@ -189,8 +190,9 @@
           <w:szCs w:val="24"/>
           <w:highlight w:val="none"/>
         </w:rPr>
-        <w:t>Mélaine Marcel Séraphin DIGBE</w:t>
-      </w:r>
+        <w:t>Pascal KOVE</w:t>
+      </w:r>
+      <w:bookmarkEnd w:id="6"/>
       <w:r>
         <w:rPr>
           <w:rFonts w:hint="default" w:ascii="Times New Roman" w:hAnsi="Times New Roman" w:cs="Times New Roman"/>
@@ -1016,6 +1018,16 @@
           <w:lang w:val="en-US"/>
         </w:rPr>
         <w:tab/>
+      </w:r>
+      <w:r>
+        <w:rPr>
+          <w:rFonts w:hint="default" w:ascii="Times New Roman" w:hAnsi="Times New Roman" w:cs="Times New Roman"/>
+          <w:b/>
+          <w:sz w:val="24"/>
+          <w:szCs w:val="24"/>
+          <w:shd w:val="clear" w:fill="auto"/>
+          <w:lang w:val="en-US"/>
+        </w:rPr>
         <w:t>Différé</w:t>
       </w:r>
       <w:r>
@@ -1028,7 +1040,6 @@
           <w:lang w:val="en-US"/>
         </w:rPr>
         <w:tab/>
-        <w:t/>
       </w:r>
       <w:r>
         <w:rPr>
@@ -1040,7 +1051,6 @@
           <w:lang w:val="en-US"/>
         </w:rPr>
         <w:tab/>
-        <w:t/>
       </w:r>
       <w:r>
         <w:rPr>
@@ -1052,7 +1062,6 @@
           <w:lang w:val="en-US"/>
         </w:rPr>
         <w:tab/>
-        <w:t/>
       </w:r>
       <w:r>
         <w:rPr>
@@ -1064,6 +1073,16 @@
           <w:lang w:val="en-US"/>
         </w:rPr>
         <w:tab/>
+      </w:r>
+      <w:r>
+        <w:rPr>
+          <w:rFonts w:hint="default" w:ascii="Times New Roman" w:hAnsi="Times New Roman" w:cs="Times New Roman"/>
+          <w:b/>
+          <w:sz w:val="24"/>
+          <w:szCs w:val="24"/>
+          <w:shd w:val="clear" w:fill="auto"/>
+          <w:lang w:val="en-US"/>
+        </w:rPr>
         <w:t>: ${</w:t>
       </w:r>
       <w:r>
@@ -1085,18 +1104,7 @@
           <w:shd w:val="clear" w:fill="auto"/>
           <w:lang w:val="en-US"/>
         </w:rPr>
-        <w:t>.number_deferred</w:t>
-      </w:r>
-      <w:r>
-        <w:rPr>
-          <w:rFonts w:hint="default" w:ascii="Times New Roman" w:hAnsi="Times New Roman" w:cs="Times New Roman"/>
-          <w:b/>
-          <w:sz w:val="24"/>
-          <w:szCs w:val="24"/>
-          <w:shd w:val="clear" w:fill="auto"/>
-          <w:lang w:val="en-US"/>
-        </w:rPr>
-        <w:t>} mois</w:t>
+        <w:t>.number_deferred} mois</w:t>
       </w:r>
     </w:p>
     <w:p>
@@ -1377,19 +1385,7 @@
           <w:szCs w:val="24"/>
           <w:shd w:val="clear" w:fill="auto"/>
         </w:rPr>
-        <w:t>${ht_rate}</w:t>
-      </w:r>
-      <w:bookmarkStart w:id="6" w:name="_GoBack"/>
-      <w:bookmarkEnd w:id="6"/>
-      <w:r>
-        <w:rPr>
-          <w:rFonts w:hint="default" w:ascii="Times New Roman" w:hAnsi="Times New Roman" w:cs="Times New Roman"/>
-          <w:b/>
-          <w:sz w:val="24"/>
-          <w:szCs w:val="24"/>
-          <w:shd w:val="clear" w:fill="auto"/>
-        </w:rPr>
-        <w:t> %</w:t>
+        <w:t>${ht_rate} %</w:t>
       </w:r>
     </w:p>
     <w:p>
@@ -2772,17 +2768,7 @@
           <w:highlight w:val="none"/>
           <w:lang w:val="en-US"/>
         </w:rPr>
-        <w:t xml:space="preserve"> </w:t>
-      </w:r>
-      <w:r>
-        <w:rPr>
-          <w:rFonts w:hint="default" w:ascii="Times New Roman" w:hAnsi="Times New Roman" w:cs="Times New Roman"/>
-          <w:sz w:val="24"/>
-          <w:szCs w:val="24"/>
-          <w:highlight w:val="none"/>
-          <w:lang w:val="en-US"/>
-        </w:rPr>
-        <w:t>F CFA</w:t>
+        <w:t xml:space="preserve"> F CFA</w:t>
       </w:r>
       <w:r>
         <w:rPr>

--- a/document_templates/Contracts-deferral/particular/with_pledge/contract_particular_with_pledge.docx
+++ b/document_templates/Contracts-deferral/particular/with_pledge/contract_particular_with_pledge.docx
@@ -179,7 +179,6 @@
         </w:rPr>
         <w:t xml:space="preserve"> </w:t>
       </w:r>
-      <w:bookmarkStart w:id="6" w:name="_GoBack"/>
       <w:r>
         <w:rPr>
           <w:rFonts w:hint="default" w:ascii="Times New Roman" w:hAnsi="Times New Roman" w:cs="Times New Roman"/>
@@ -192,7 +191,6 @@
         </w:rPr>
         <w:t>Pascal KOVE</w:t>
       </w:r>
-      <w:bookmarkEnd w:id="6"/>
       <w:r>
         <w:rPr>
           <w:rFonts w:hint="default" w:ascii="Times New Roman" w:hAnsi="Times New Roman" w:cs="Times New Roman"/>
@@ -301,18 +299,10 @@
           <w:szCs w:val="24"/>
           <w:highlight w:val="none"/>
         </w:rPr>
-        <w:t>vertu d’un acte reçu par Me Afiavi S. do REGO-d’Almeida, Notaire à Lomé, en date du 19 Août 2022</w:t>
-      </w:r>
-      <w:r>
-        <w:rPr>
-          <w:rFonts w:hint="default" w:ascii="Times New Roman" w:hAnsi="Times New Roman" w:eastAsia="Calibri" w:cs="Times New Roman"/>
-          <w:sz w:val="24"/>
-          <w:szCs w:val="24"/>
-          <w:highlight w:val="none"/>
-          <w:lang w:eastAsia="en-US"/>
-        </w:rPr>
-        <w:t>,</w:t>
-      </w:r>
+        <w:t>vertu d’un acte reçu par Me Afiavi S. do REGO-d’Almeida, Notaire à Lomé,</w:t>
+      </w:r>
+      <w:bookmarkStart w:id="6" w:name="_GoBack"/>
+      <w:bookmarkEnd w:id="6"/>
     </w:p>
     <w:p>
       <w:pPr>

--- a/document_templates/Contracts-deferral/particular/with_pledge/contract_particular_with_pledge.docx
+++ b/document_templates/Contracts-deferral/particular/with_pledge/contract_particular_with_pledge.docx
@@ -301,8 +301,6 @@
         </w:rPr>
         <w:t>vertu d’un acte reçu par Me Afiavi S. do REGO-d’Almeida, Notaire à Lomé,</w:t>
       </w:r>
-      <w:bookmarkStart w:id="6" w:name="_GoBack"/>
-      <w:bookmarkEnd w:id="6"/>
     </w:p>
     <w:p>
       <w:pPr>
@@ -1719,23 +1717,42 @@
         </w:rPr>
         <w:tab/>
       </w:r>
-      <w:r>
-        <w:rPr>
-          <w:rFonts w:hint="default" w:ascii="Times New Roman" w:hAnsi="Times New Roman" w:cs="Times New Roman"/>
-          <w:b/>
-          <w:sz w:val="24"/>
-          <w:szCs w:val="24"/>
-        </w:rPr>
-        <w:t>Prime d’assurance</w:t>
-      </w:r>
-      <w:r>
-        <w:rPr>
-          <w:rFonts w:hint="default" w:ascii="Times New Roman" w:hAnsi="Times New Roman" w:cs="Times New Roman"/>
-          <w:b/>
-          <w:sz w:val="24"/>
-          <w:szCs w:val="24"/>
-          <w:shd w:val="clear" w:fill="auto"/>
-          <w:lang w:val="en-US"/>
+      <w:bookmarkStart w:id="6" w:name="_GoBack"/>
+      <w:bookmarkEnd w:id="6"/>
+      <w:r>
+        <w:rPr>
+          <w:rFonts w:hint="default" w:ascii="Times New Roman" w:hAnsi="Times New Roman" w:cs="Times New Roman"/>
+          <w:b/>
+          <w:sz w:val="24"/>
+          <w:szCs w:val="24"/>
+        </w:rPr>
+        <w:t>${insurance}</w:t>
+      </w:r>
+    </w:p>
+    <w:p>
+      <w:pPr>
+        <w:tabs>
+          <w:tab w:val="left" w:pos="708"/>
+          <w:tab w:val="left" w:pos="1416"/>
+          <w:tab w:val="left" w:pos="2124"/>
+          <w:tab w:val="left" w:pos="2748"/>
+          <w:tab w:val="left" w:pos="3708"/>
+        </w:tabs>
+        <w:spacing w:line="240" w:lineRule="auto"/>
+        <w:jc w:val="both"/>
+        <w:rPr>
+          <w:rFonts w:hint="default" w:ascii="Times New Roman" w:hAnsi="Times New Roman" w:cs="Times New Roman"/>
+          <w:b/>
+          <w:sz w:val="24"/>
+          <w:szCs w:val="24"/>
+        </w:rPr>
+      </w:pPr>
+      <w:r>
+        <w:rPr>
+          <w:rFonts w:hint="default" w:ascii="Times New Roman" w:hAnsi="Times New Roman" w:cs="Times New Roman"/>
+          <w:b/>
+          <w:sz w:val="24"/>
+          <w:szCs w:val="24"/>
         </w:rPr>
         <w:tab/>
       </w:r>
@@ -1745,8 +1762,15 @@
           <w:b/>
           <w:sz w:val="24"/>
           <w:szCs w:val="24"/>
-          <w:shd w:val="clear" w:fill="auto"/>
-          <w:lang w:val="en-US"/>
+        </w:rPr>
+        <w:t xml:space="preserve">${key} </w:t>
+      </w:r>
+      <w:r>
+        <w:rPr>
+          <w:rFonts w:hint="default" w:ascii="Times New Roman" w:hAnsi="Times New Roman" w:cs="Times New Roman"/>
+          <w:b/>
+          <w:sz w:val="24"/>
+          <w:szCs w:val="24"/>
         </w:rPr>
         <w:tab/>
       </w:r>
@@ -1756,8 +1780,6 @@
           <w:b/>
           <w:sz w:val="24"/>
           <w:szCs w:val="24"/>
-          <w:shd w:val="clear" w:fill="auto"/>
-          <w:lang w:val="en-US"/>
         </w:rPr>
         <w:tab/>
       </w:r>
@@ -1768,26 +1790,53 @@
           <w:sz w:val="24"/>
           <w:szCs w:val="24"/>
         </w:rPr>
-        <w:t xml:space="preserve">: </w:t>
-      </w:r>
-      <w:r>
-        <w:rPr>
-          <w:rFonts w:hint="default" w:ascii="Times New Roman" w:hAnsi="Times New Roman" w:cs="Times New Roman"/>
-          <w:b/>
-          <w:sz w:val="24"/>
-          <w:szCs w:val="24"/>
-          <w:lang w:val="en-US"/>
-        </w:rPr>
-        <w:t>S</w:t>
-      </w:r>
-      <w:r>
-        <w:rPr>
-          <w:rFonts w:hint="default" w:ascii="Times New Roman" w:hAnsi="Times New Roman" w:cs="Times New Roman"/>
-          <w:b/>
-          <w:sz w:val="24"/>
-          <w:szCs w:val="24"/>
-        </w:rPr>
-        <w:t>elon la grille de l’assureur</w:t>
+        <w:tab/>
+      </w:r>
+      <w:r>
+        <w:rPr>
+          <w:rFonts w:hint="default" w:ascii="Times New Roman" w:hAnsi="Times New Roman" w:cs="Times New Roman"/>
+          <w:b/>
+          <w:sz w:val="24"/>
+          <w:szCs w:val="24"/>
+        </w:rPr>
+        <w:t>:  ${value}</w:t>
+      </w:r>
+    </w:p>
+    <w:p>
+      <w:pPr>
+        <w:tabs>
+          <w:tab w:val="left" w:pos="708"/>
+          <w:tab w:val="left" w:pos="1416"/>
+          <w:tab w:val="left" w:pos="2124"/>
+          <w:tab w:val="left" w:pos="2748"/>
+          <w:tab w:val="left" w:pos="3708"/>
+        </w:tabs>
+        <w:spacing w:line="240" w:lineRule="auto"/>
+        <w:jc w:val="both"/>
+        <w:rPr>
+          <w:rFonts w:hint="default" w:ascii="Times New Roman" w:hAnsi="Times New Roman" w:cs="Times New Roman"/>
+          <w:b/>
+          <w:sz w:val="24"/>
+          <w:szCs w:val="24"/>
+        </w:rPr>
+      </w:pPr>
+      <w:r>
+        <w:rPr>
+          <w:rFonts w:hint="default" w:ascii="Times New Roman" w:hAnsi="Times New Roman" w:cs="Times New Roman"/>
+          <w:b/>
+          <w:sz w:val="24"/>
+          <w:szCs w:val="24"/>
+        </w:rPr>
+        <w:tab/>
+      </w:r>
+      <w:r>
+        <w:rPr>
+          <w:rFonts w:hint="default" w:ascii="Times New Roman" w:hAnsi="Times New Roman" w:cs="Times New Roman"/>
+          <w:b/>
+          <w:sz w:val="24"/>
+          <w:szCs w:val="24"/>
+        </w:rPr>
+        <w:t>${/insurance}</w:t>
       </w:r>
     </w:p>
     <w:p>

--- a/document_templates/Contracts-deferral/particular/with_pledge/contract_particular_with_pledge.docx
+++ b/document_templates/Contracts-deferral/particular/with_pledge/contract_particular_with_pledge.docx
@@ -1705,6 +1705,7 @@
           <w:b/>
           <w:sz w:val="24"/>
           <w:szCs w:val="24"/>
+          <w:lang w:val="en-US"/>
         </w:rPr>
       </w:pPr>
       <w:r>
@@ -1717,14 +1718,13 @@
         </w:rPr>
         <w:tab/>
       </w:r>
-      <w:bookmarkStart w:id="6" w:name="_GoBack"/>
-      <w:bookmarkEnd w:id="6"/>
-      <w:r>
-        <w:rPr>
-          <w:rFonts w:hint="default" w:ascii="Times New Roman" w:hAnsi="Times New Roman" w:cs="Times New Roman"/>
-          <w:b/>
-          <w:sz w:val="24"/>
-          <w:szCs w:val="24"/>
+      <w:r>
+        <w:rPr>
+          <w:rFonts w:hint="default" w:ascii="Times New Roman" w:hAnsi="Times New Roman" w:cs="Times New Roman"/>
+          <w:b/>
+          <w:sz w:val="24"/>
+          <w:szCs w:val="24"/>
+          <w:lang w:val="en-US"/>
         </w:rPr>
         <w:t>${insurance}</w:t>
       </w:r>
@@ -1745,14 +1745,16 @@
           <w:b/>
           <w:sz w:val="24"/>
           <w:szCs w:val="24"/>
-        </w:rPr>
-      </w:pPr>
-      <w:r>
-        <w:rPr>
-          <w:rFonts w:hint="default" w:ascii="Times New Roman" w:hAnsi="Times New Roman" w:cs="Times New Roman"/>
-          <w:b/>
-          <w:sz w:val="24"/>
-          <w:szCs w:val="24"/>
+          <w:lang w:val="en-US"/>
+        </w:rPr>
+      </w:pPr>
+      <w:r>
+        <w:rPr>
+          <w:rFonts w:hint="default" w:ascii="Times New Roman" w:hAnsi="Times New Roman" w:cs="Times New Roman"/>
+          <w:b/>
+          <w:sz w:val="24"/>
+          <w:szCs w:val="24"/>
+          <w:lang w:val="en-US"/>
         </w:rPr>
         <w:tab/>
       </w:r>
@@ -1762,6 +1764,7 @@
           <w:b/>
           <w:sz w:val="24"/>
           <w:szCs w:val="24"/>
+          <w:lang w:val="en-US"/>
         </w:rPr>
         <w:t xml:space="preserve">${key} </w:t>
       </w:r>
@@ -1771,6 +1774,7 @@
           <w:b/>
           <w:sz w:val="24"/>
           <w:szCs w:val="24"/>
+          <w:lang w:val="en-US"/>
         </w:rPr>
         <w:tab/>
       </w:r>
@@ -1780,6 +1784,7 @@
           <w:b/>
           <w:sz w:val="24"/>
           <w:szCs w:val="24"/>
+          <w:lang w:val="en-US"/>
         </w:rPr>
         <w:tab/>
       </w:r>
@@ -1789,6 +1794,7 @@
           <w:b/>
           <w:sz w:val="24"/>
           <w:szCs w:val="24"/>
+          <w:lang w:val="en-US"/>
         </w:rPr>
         <w:tab/>
       </w:r>
@@ -1798,8 +1804,21 @@
           <w:b/>
           <w:sz w:val="24"/>
           <w:szCs w:val="24"/>
-        </w:rPr>
-        <w:t>:  ${value}</w:t>
+          <w:lang w:val="en-US"/>
+        </w:rPr>
+        <w:t xml:space="preserve">: </w:t>
+      </w:r>
+      <w:bookmarkStart w:id="6" w:name="_GoBack"/>
+      <w:bookmarkEnd w:id="6"/>
+      <w:r>
+        <w:rPr>
+          <w:rFonts w:hint="default" w:ascii="Times New Roman" w:hAnsi="Times New Roman" w:cs="Times New Roman"/>
+          <w:b/>
+          <w:sz w:val="24"/>
+          <w:szCs w:val="24"/>
+          <w:lang w:val="en-US"/>
+        </w:rPr>
+        <w:t>${value}</w:t>
       </w:r>
     </w:p>
     <w:p>
@@ -1812,20 +1831,21 @@
           <w:tab w:val="left" w:pos="3708"/>
         </w:tabs>
         <w:spacing w:line="240" w:lineRule="auto"/>
-        <w:jc w:val="both"/>
-        <w:rPr>
-          <w:rFonts w:hint="default" w:ascii="Times New Roman" w:hAnsi="Times New Roman" w:cs="Times New Roman"/>
-          <w:b/>
-          <w:sz w:val="24"/>
-          <w:szCs w:val="24"/>
-        </w:rPr>
-      </w:pPr>
-      <w:r>
-        <w:rPr>
-          <w:rFonts w:hint="default" w:ascii="Times New Roman" w:hAnsi="Times New Roman" w:cs="Times New Roman"/>
-          <w:b/>
-          <w:sz w:val="24"/>
-          <w:szCs w:val="24"/>
+        <w:rPr>
+          <w:rFonts w:hint="default" w:ascii="Times New Roman" w:hAnsi="Times New Roman" w:cs="Times New Roman"/>
+          <w:b/>
+          <w:sz w:val="24"/>
+          <w:szCs w:val="24"/>
+          <w:lang w:val="en-US"/>
+        </w:rPr>
+      </w:pPr>
+      <w:r>
+        <w:rPr>
+          <w:rFonts w:hint="default" w:ascii="Times New Roman" w:hAnsi="Times New Roman" w:cs="Times New Roman"/>
+          <w:b/>
+          <w:sz w:val="24"/>
+          <w:szCs w:val="24"/>
+          <w:lang w:val="en-US"/>
         </w:rPr>
         <w:tab/>
       </w:r>
@@ -1835,6 +1855,7 @@
           <w:b/>
           <w:sz w:val="24"/>
           <w:szCs w:val="24"/>
+          <w:lang w:val="en-US"/>
         </w:rPr>
         <w:t>${/insurance}</w:t>
       </w:r>
@@ -1849,13 +1870,11 @@
           <w:tab w:val="left" w:pos="3708"/>
         </w:tabs>
         <w:spacing w:line="240" w:lineRule="auto"/>
-        <w:jc w:val="both"/>
-        <w:rPr>
-          <w:rFonts w:hint="default" w:ascii="Times New Roman" w:hAnsi="Times New Roman" w:cs="Times New Roman"/>
-          <w:b/>
-          <w:sz w:val="24"/>
-          <w:szCs w:val="24"/>
-          <w:shd w:val="clear" w:fill="auto"/>
+        <w:rPr>
+          <w:rFonts w:hint="default" w:ascii="Times New Roman" w:hAnsi="Times New Roman" w:cs="Times New Roman"/>
+          <w:b/>
+          <w:sz w:val="24"/>
+          <w:szCs w:val="24"/>
           <w:lang w:val="en-US"/>
         </w:rPr>
       </w:pPr>
@@ -1876,7 +1895,7 @@
           <w:b/>
           <w:sz w:val="24"/>
           <w:szCs w:val="24"/>
-          <w:highlight w:val="none"/>
+          <w:lang w:val="en-US"/>
         </w:rPr>
       </w:pPr>
       <w:r>
@@ -1897,37 +1916,7 @@
           <w:szCs w:val="24"/>
           <w:lang w:val="en-US"/>
         </w:rPr>
-        <w:t>${line_risk_premium_percentage}</w:t>
-      </w:r>
-      <w:r>
-        <w:rPr>
-          <w:rFonts w:hint="default" w:ascii="Times New Roman" w:hAnsi="Times New Roman" w:cs="Times New Roman"/>
-          <w:b/>
-          <w:sz w:val="24"/>
-          <w:szCs w:val="24"/>
-          <w:lang w:val="en-US"/>
-        </w:rPr>
-        <w:tab/>
-      </w:r>
-      <w:r>
-        <w:rPr>
-          <w:rFonts w:hint="default" w:ascii="Times New Roman" w:hAnsi="Times New Roman" w:cs="Times New Roman"/>
-          <w:b/>
-          <w:sz w:val="24"/>
-          <w:szCs w:val="24"/>
-          <w:lang w:val="en-US"/>
-        </w:rPr>
-        <w:tab/>
-      </w:r>
-      <w:r>
-        <w:rPr>
-          <w:rFonts w:hint="default" w:ascii="Times New Roman" w:hAnsi="Times New Roman" w:cs="Times New Roman"/>
-          <w:b/>
-          <w:sz w:val="24"/>
-          <w:szCs w:val="24"/>
-          <w:lang w:val="en-US"/>
-        </w:rPr>
-        <w:t>${line_risk_premium_percentage_value}</w:t>
+        <w:t>${riskPremiumPercentage}</w:t>
       </w:r>
     </w:p>
     <w:p>
@@ -1940,14 +1929,65 @@
           <w:tab w:val="left" w:pos="3708"/>
         </w:tabs>
         <w:spacing w:line="240" w:lineRule="auto"/>
-        <w:rPr>
-          <w:rFonts w:hint="default" w:ascii="Times New Roman" w:hAnsi="Times New Roman" w:cs="Times New Roman"/>
-          <w:b/>
-          <w:sz w:val="24"/>
-          <w:szCs w:val="24"/>
-          <w:lang w:val="en-US"/>
-        </w:rPr>
-      </w:pPr>
+        <w:jc w:val="both"/>
+        <w:rPr>
+          <w:rFonts w:hint="default" w:ascii="Times New Roman" w:hAnsi="Times New Roman" w:cs="Times New Roman"/>
+          <w:b/>
+          <w:sz w:val="24"/>
+          <w:szCs w:val="24"/>
+          <w:lang w:val="en-US"/>
+        </w:rPr>
+      </w:pPr>
+      <w:r>
+        <w:rPr>
+          <w:rFonts w:hint="default" w:ascii="Times New Roman" w:hAnsi="Times New Roman" w:cs="Times New Roman"/>
+          <w:b/>
+          <w:sz w:val="24"/>
+          <w:szCs w:val="24"/>
+          <w:lang w:val="en-US"/>
+        </w:rPr>
+        <w:tab/>
+      </w:r>
+      <w:r>
+        <w:rPr>
+          <w:rFonts w:hint="default" w:ascii="Times New Roman" w:hAnsi="Times New Roman" w:cs="Times New Roman"/>
+          <w:b/>
+          <w:sz w:val="24"/>
+          <w:szCs w:val="24"/>
+          <w:lang w:val="en-US"/>
+        </w:rPr>
+        <w:t xml:space="preserve">${key} </w:t>
+      </w:r>
+      <w:r>
+        <w:rPr>
+          <w:rFonts w:hint="default" w:ascii="Times New Roman" w:hAnsi="Times New Roman" w:cs="Times New Roman"/>
+          <w:b/>
+          <w:sz w:val="24"/>
+          <w:szCs w:val="24"/>
+          <w:lang w:val="en-US"/>
+        </w:rPr>
+        <w:tab/>
+      </w:r>
+      <w:r>
+        <w:rPr>
+          <w:rFonts w:hint="default" w:ascii="Times New Roman" w:hAnsi="Times New Roman" w:cs="Times New Roman"/>
+          <w:b/>
+          <w:sz w:val="24"/>
+          <w:szCs w:val="24"/>
+          <w:lang w:val="en-US"/>
+        </w:rPr>
+        <w:tab/>
+      </w:r>
+      <w:r>
+        <w:rPr>
+          <w:rFonts w:hint="default" w:ascii="Times New Roman" w:hAnsi="Times New Roman" w:cs="Times New Roman"/>
+          <w:b/>
+          <w:sz w:val="24"/>
+          <w:szCs w:val="24"/>
+          <w:lang w:val="en-US"/>
+        </w:rPr>
+        <w:t>: ${value}</w:t>
+      </w:r>
     </w:p>
     <w:p>
       <w:pPr>
@@ -1983,18 +2023,56 @@
           <w:b/>
           <w:sz w:val="24"/>
           <w:szCs w:val="24"/>
-          <w:shd w:val="clear" w:fill="auto"/>
-          <w:lang w:val="en-US"/>
-        </w:rPr>
-        <w:t>${line_review_bonus}</w:t>
-      </w:r>
-      <w:r>
-        <w:rPr>
-          <w:rFonts w:hint="default" w:ascii="Times New Roman" w:hAnsi="Times New Roman" w:cs="Times New Roman"/>
-          <w:b/>
-          <w:sz w:val="24"/>
-          <w:szCs w:val="24"/>
-          <w:shd w:val="clear" w:fill="auto"/>
+          <w:lang w:val="en-US"/>
+        </w:rPr>
+        <w:t>${/riskPremiumPercentage}</w:t>
+      </w:r>
+    </w:p>
+    <w:p>
+      <w:pPr>
+        <w:tabs>
+          <w:tab w:val="left" w:pos="708"/>
+          <w:tab w:val="left" w:pos="1416"/>
+          <w:tab w:val="left" w:pos="2124"/>
+          <w:tab w:val="left" w:pos="2748"/>
+          <w:tab w:val="left" w:pos="3708"/>
+        </w:tabs>
+        <w:spacing w:line="240" w:lineRule="auto"/>
+        <w:jc w:val="both"/>
+        <w:rPr>
+          <w:rFonts w:hint="default" w:ascii="Times New Roman" w:hAnsi="Times New Roman" w:cs="Times New Roman"/>
+          <w:b/>
+          <w:sz w:val="24"/>
+          <w:szCs w:val="24"/>
+          <w:lang w:val="en-US"/>
+        </w:rPr>
+      </w:pPr>
+    </w:p>
+    <w:p>
+      <w:pPr>
+        <w:tabs>
+          <w:tab w:val="left" w:pos="708"/>
+          <w:tab w:val="left" w:pos="1416"/>
+          <w:tab w:val="left" w:pos="2124"/>
+          <w:tab w:val="left" w:pos="2748"/>
+          <w:tab w:val="left" w:pos="3708"/>
+        </w:tabs>
+        <w:spacing w:line="240" w:lineRule="auto"/>
+        <w:jc w:val="both"/>
+        <w:rPr>
+          <w:rFonts w:hint="default" w:ascii="Times New Roman" w:hAnsi="Times New Roman" w:cs="Times New Roman"/>
+          <w:b/>
+          <w:sz w:val="24"/>
+          <w:szCs w:val="24"/>
+          <w:lang w:val="en-US"/>
+        </w:rPr>
+      </w:pPr>
+      <w:r>
+        <w:rPr>
+          <w:rFonts w:hint="default" w:ascii="Times New Roman" w:hAnsi="Times New Roman" w:cs="Times New Roman"/>
+          <w:b/>
+          <w:sz w:val="24"/>
+          <w:szCs w:val="24"/>
           <w:lang w:val="en-US"/>
         </w:rPr>
         <w:tab/>
@@ -2005,7 +2083,36 @@
           <w:b/>
           <w:sz w:val="24"/>
           <w:szCs w:val="24"/>
-          <w:shd w:val="clear" w:fill="auto"/>
+          <w:lang w:val="en-US"/>
+        </w:rPr>
+        <w:t>${reviewBonus}</w:t>
+      </w:r>
+    </w:p>
+    <w:p>
+      <w:pPr>
+        <w:tabs>
+          <w:tab w:val="left" w:pos="708"/>
+          <w:tab w:val="left" w:pos="1416"/>
+          <w:tab w:val="left" w:pos="2124"/>
+          <w:tab w:val="left" w:pos="2748"/>
+          <w:tab w:val="left" w:pos="3708"/>
+        </w:tabs>
+        <w:spacing w:line="240" w:lineRule="auto"/>
+        <w:jc w:val="both"/>
+        <w:rPr>
+          <w:rFonts w:hint="default" w:ascii="Times New Roman" w:hAnsi="Times New Roman" w:cs="Times New Roman"/>
+          <w:b/>
+          <w:sz w:val="24"/>
+          <w:szCs w:val="24"/>
+          <w:lang w:val="en-US"/>
+        </w:rPr>
+      </w:pPr>
+      <w:r>
+        <w:rPr>
+          <w:rFonts w:hint="default" w:ascii="Times New Roman" w:hAnsi="Times New Roman" w:cs="Times New Roman"/>
+          <w:b/>
+          <w:sz w:val="24"/>
+          <w:szCs w:val="24"/>
           <w:lang w:val="en-US"/>
         </w:rPr>
         <w:tab/>
@@ -2016,10 +2123,78 @@
           <w:b/>
           <w:sz w:val="24"/>
           <w:szCs w:val="24"/>
-          <w:shd w:val="clear" w:fill="auto"/>
-          <w:lang w:val="en-US"/>
-        </w:rPr>
-        <w:t>${line_review_bonus_value}</w:t>
+          <w:lang w:val="en-US"/>
+        </w:rPr>
+        <w:t xml:space="preserve">${key} </w:t>
+      </w:r>
+      <w:r>
+        <w:rPr>
+          <w:rFonts w:hint="default" w:ascii="Times New Roman" w:hAnsi="Times New Roman" w:cs="Times New Roman"/>
+          <w:b/>
+          <w:sz w:val="24"/>
+          <w:szCs w:val="24"/>
+          <w:lang w:val="en-US"/>
+        </w:rPr>
+        <w:tab/>
+      </w:r>
+      <w:r>
+        <w:rPr>
+          <w:rFonts w:hint="default" w:ascii="Times New Roman" w:hAnsi="Times New Roman" w:cs="Times New Roman"/>
+          <w:b/>
+          <w:sz w:val="24"/>
+          <w:szCs w:val="24"/>
+          <w:lang w:val="en-US"/>
+        </w:rPr>
+        <w:tab/>
+      </w:r>
+      <w:r>
+        <w:rPr>
+          <w:rFonts w:hint="default" w:ascii="Times New Roman" w:hAnsi="Times New Roman" w:cs="Times New Roman"/>
+          <w:b/>
+          <w:sz w:val="24"/>
+          <w:szCs w:val="24"/>
+          <w:lang w:val="en-US"/>
+        </w:rPr>
+        <w:t>: ${value}</w:t>
+      </w:r>
+    </w:p>
+    <w:p>
+      <w:pPr>
+        <w:tabs>
+          <w:tab w:val="left" w:pos="708"/>
+          <w:tab w:val="left" w:pos="1416"/>
+          <w:tab w:val="left" w:pos="2124"/>
+          <w:tab w:val="left" w:pos="2748"/>
+          <w:tab w:val="left" w:pos="3708"/>
+        </w:tabs>
+        <w:spacing w:line="240" w:lineRule="auto"/>
+        <w:rPr>
+          <w:rFonts w:hint="default" w:ascii="Times New Roman" w:hAnsi="Times New Roman" w:cs="Times New Roman"/>
+          <w:b/>
+          <w:sz w:val="24"/>
+          <w:szCs w:val="24"/>
+          <w:lang w:val="en-US"/>
+        </w:rPr>
+      </w:pPr>
+      <w:r>
+        <w:rPr>
+          <w:rFonts w:hint="default" w:ascii="Times New Roman" w:hAnsi="Times New Roman" w:cs="Times New Roman"/>
+          <w:b/>
+          <w:sz w:val="24"/>
+          <w:szCs w:val="24"/>
+          <w:lang w:val="en-US"/>
+        </w:rPr>
+        <w:tab/>
+      </w:r>
+      <w:r>
+        <w:rPr>
+          <w:rFonts w:hint="default" w:ascii="Times New Roman" w:hAnsi="Times New Roman" w:cs="Times New Roman"/>
+          <w:b/>
+          <w:sz w:val="24"/>
+          <w:szCs w:val="24"/>
+          <w:lang w:val="en-US"/>
+        </w:rPr>
+        <w:t>${/reviewBonus}</w:t>
       </w:r>
     </w:p>
     <w:p>

--- a/document_templates/Contracts-deferral/particular/with_pledge/contract_particular_with_pledge.docx
+++ b/document_templates/Contracts-deferral/particular/with_pledge/contract_particular_with_pledge.docx
@@ -110,7 +110,27 @@
           <w:szCs w:val="24"/>
           <w:highlight w:val="none"/>
         </w:rPr>
-        <w:t>, Société Anonyme avec Conseil d’Administration au capital de  500.000.000 FCFA, immatriculée au Registre du Commerce et du Crédit Mobilier du TOGO, sous le numéro initial TOGO-LOME TG-LOM 2018 B2536, Agrément Numéro 36 et inscrite sur la liste de l’APSFD sous le numéro T/1/GFLM/2019/257A, dont le siège social est situé à LOME (TOGO</w:t>
+        <w:t xml:space="preserve">, Société Anonyme avec Conseil d’Administration au capital de  500.000.000 FCFA, immatriculée au Registre du Commerce et du Crédit Mobilier du TOGO, sous le numéro initial </w:t>
+      </w:r>
+      <w:r>
+        <w:rPr>
+          <w:rFonts w:hint="default" w:ascii="Times New Roman" w:hAnsi="Times New Roman" w:cs="Times New Roman"/>
+          <w:color w:val="000000"/>
+          <w:sz w:val="24"/>
+          <w:szCs w:val="24"/>
+        </w:rPr>
+        <w:t>TG-LFW-01-2022-44-0713, Agrément Numéro 36/MF/SG/CAS-IMEC et inscrite sur la liste de l’APSFD sous le numéro T/1/GFLM/2019/257A</w:t>
+      </w:r>
+      <w:bookmarkStart w:id="6" w:name="_GoBack"/>
+      <w:bookmarkEnd w:id="6"/>
+      <w:r>
+        <w:rPr>
+          <w:rFonts w:hint="default" w:ascii="Times New Roman" w:hAnsi="Times New Roman" w:cs="Times New Roman"/>
+          <w:sz w:val="24"/>
+          <w:szCs w:val="24"/>
+          <w:highlight w:val="none"/>
+        </w:rPr>
+        <w:t>, dont le siège social est situé à LOME (TOGO</w:t>
       </w:r>
       <w:bookmarkStart w:id="0" w:name="_Hlk66259236"/>
       <w:r>
@@ -1806,19 +1826,7 @@
           <w:szCs w:val="24"/>
           <w:lang w:val="en-US"/>
         </w:rPr>
-        <w:t xml:space="preserve">: </w:t>
-      </w:r>
-      <w:bookmarkStart w:id="6" w:name="_GoBack"/>
-      <w:bookmarkEnd w:id="6"/>
-      <w:r>
-        <w:rPr>
-          <w:rFonts w:hint="default" w:ascii="Times New Roman" w:hAnsi="Times New Roman" w:cs="Times New Roman"/>
-          <w:b/>
-          <w:sz w:val="24"/>
-          <w:szCs w:val="24"/>
-          <w:lang w:val="en-US"/>
-        </w:rPr>
-        <w:t>${value}</w:t>
+        <w:t>: ${value}</w:t>
       </w:r>
     </w:p>
     <w:p>

--- a/document_templates/Contracts-deferral/particular/with_pledge/contract_particular_with_pledge.docx
+++ b/document_templates/Contracts-deferral/particular/with_pledge/contract_particular_with_pledge.docx
@@ -110,7 +110,7 @@
           <w:szCs w:val="24"/>
           <w:highlight w:val="none"/>
         </w:rPr>
-        <w:t xml:space="preserve">, Société Anonyme avec Conseil d’Administration au capital de  500.000.000 FCFA, immatriculée au Registre du Commerce et du Crédit Mobilier du TOGO, sous le numéro initial </w:t>
+        <w:t xml:space="preserve">, Société Anonyme avec Conseil d’Administration au capital de  1 500 000 000 FCFA, immatriculée au Registre du Commerce et du Crédit Mobilier du TOGO, sous le numéro initial </w:t>
       </w:r>
       <w:r>
         <w:rPr>
@@ -119,13 +119,22 @@
           <w:sz w:val="24"/>
           <w:szCs w:val="24"/>
         </w:rPr>
-        <w:t>TG-LFW-01-2022-44-0713, Agrément Numéro 36/MF/SG/CAS-IMEC et inscrite sur la liste de l’APSFD sous le numéro T/1/GFLM/2019/257A</w:t>
+        <w:t>TG-LFW-01-2025-M-12369</w:t>
       </w:r>
       <w:bookmarkStart w:id="6" w:name="_GoBack"/>
       <w:bookmarkEnd w:id="6"/>
       <w:r>
         <w:rPr>
           <w:rFonts w:hint="default" w:ascii="Times New Roman" w:hAnsi="Times New Roman" w:cs="Times New Roman"/>
+          <w:color w:val="000000"/>
+          <w:sz w:val="24"/>
+          <w:szCs w:val="24"/>
+        </w:rPr>
+        <w:t>, Agrément Numéro 36/MF/SG/CAS-IMEC et inscrite sur la liste de l’APSFD sous le numéro T/1/GFLM/2019/257A</w:t>
+      </w:r>
+      <w:r>
+        <w:rPr>
+          <w:rFonts w:hint="default" w:ascii="Times New Roman" w:hAnsi="Times New Roman" w:cs="Times New Roman"/>
           <w:sz w:val="24"/>
           <w:szCs w:val="24"/>
           <w:highlight w:val="none"/>
@@ -209,7 +218,7 @@
           <w:szCs w:val="24"/>
           <w:highlight w:val="none"/>
         </w:rPr>
-        <w:t>Pascal KOVE</w:t>
+        <w:t>Kossi Mawuli KOVE</w:t>
       </w:r>
       <w:r>
         <w:rPr>

--- a/document_templates/Contracts-deferral/particular/with_pledge/contract_particular_with_pledge.docx
+++ b/document_templates/Contracts-deferral/particular/with_pledge/contract_particular_with_pledge.docx
@@ -119,18 +119,7 @@
           <w:sz w:val="24"/>
           <w:szCs w:val="24"/>
         </w:rPr>
-        <w:t>TG-LFW-01-2025-M-12369</w:t>
-      </w:r>
-      <w:bookmarkStart w:id="6" w:name="_GoBack"/>
-      <w:bookmarkEnd w:id="6"/>
-      <w:r>
-        <w:rPr>
-          <w:rFonts w:hint="default" w:ascii="Times New Roman" w:hAnsi="Times New Roman" w:cs="Times New Roman"/>
-          <w:color w:val="000000"/>
-          <w:sz w:val="24"/>
-          <w:szCs w:val="24"/>
-        </w:rPr>
-        <w:t>, Agrément Numéro 36/MF/SG/CAS-IMEC et inscrite sur la liste de l’APSFD sous le numéro T/1/GFLM/2019/257A</w:t>
+        <w:t>TG-LFW-01-2025-M-12369, Agrément Numéro 36/MF/SG/CAS-IMEC et inscrite sur la liste de l’APSFD sous le numéro T/1/GFLM/2019/257A</w:t>
       </w:r>
       <w:r>
         <w:rPr>
@@ -463,7 +452,32 @@
           <w:szCs w:val="24"/>
           <w:highlight w:val="none"/>
         </w:rPr>
-        <w:t>}, de nationalité ${representative_nationality} domicilié à ${representative_home_address} et titulaire d’un(e) ${representative_type_of_identity_document} ${representative_number_of_identity_document} délivrée le ${representative_date_of_issue_of_identity_document</w:t>
+        <w:t>}, de nationalité ${representative_nationality} domicilié à ${representative_home_address} et titulaire d’un(e) ${representative_type_of_identity_document} ${representative_number_of_identity_document}</w:t>
+      </w:r>
+      <w:r>
+        <w:rPr>
+          <w:rFonts w:hint="default" w:cs="Times New Roman"/>
+          <w:b/>
+          <w:bCs/>
+          <w:sz w:val="24"/>
+          <w:szCs w:val="24"/>
+          <w:highlight w:val="none"/>
+          <w:lang w:val="fr-FR"/>
+        </w:rPr>
+        <w:t xml:space="preserve"> </w:t>
+      </w:r>
+      <w:bookmarkStart w:id="6" w:name="_GoBack"/>
+      <w:bookmarkEnd w:id="6"/>
+      <w:r>
+        <w:rPr>
+          <w:rFonts w:hint="default" w:ascii="Times New Roman" w:hAnsi="Times New Roman" w:cs="Times New Roman"/>
+          <w:b/>
+          <w:bCs/>
+          <w:sz w:val="24"/>
+          <w:szCs w:val="24"/>
+          <w:highlight w:val="none"/>
+        </w:rPr>
+        <w:t>${representative_date_of_issue_of_identity_document</w:t>
       </w:r>
       <w:r>
         <w:rPr>
